--- a/docs/modeles_civicrm_vierges/042-OPP_FUN-demande_auto_fermeture_et_cremation.docx
+++ b/docs/modeles_civicrm_vierges/042-OPP_FUN-demande_auto_fermeture_et_cremation.docx
@@ -1,6 +1,6 @@
 
 <file path=word/document.xml><?xml version="1.0" encoding="utf-8"?>
-<w:document xmlns:wpc="http://schemas.microsoft.com/office/word/2010/wordprocessingCanvas" xmlns:cx="http://schemas.microsoft.com/office/drawing/2014/chartex" xmlns:cx1="http://schemas.microsoft.com/office/drawing/2015/9/8/chartex" xmlns:cx2="http://schemas.microsoft.com/office/drawing/2015/10/21/chartex" xmlns:cx3="http://schemas.microsoft.com/office/drawing/2016/5/9/chartex" xmlns:cx4="http://schemas.microsoft.com/office/drawing/2016/5/10/chartex" xmlns:cx5="http://schemas.microsoft.com/office/drawing/2016/5/11/chartex" xmlns:cx6="http://schemas.microsoft.com/office/drawing/2016/5/12/chartex" xmlns:cx7="http://schemas.microsoft.com/office/drawing/2016/5/13/chartex" xmlns:cx8="http://schemas.microsoft.com/office/drawing/2016/5/14/chartex" xmlns:mc="http://schemas.openxmlformats.org/markup-compatibility/2006" xmlns:aink="http://schemas.microsoft.com/office/drawing/2016/ink" xmlns:am3d="http://schemas.microsoft.com/office/drawing/2017/model3d" xmlns:o="urn:schemas-microsoft-com:office:office" xmlns:oel="http://schemas.microsoft.com/office/2019/extlst" xmlns:r="http://schemas.openxmlformats.org/officeDocument/2006/relationships" xmlns:m="http://schemas.openxmlformats.org/officeDocument/2006/math" xmlns:v="urn:schemas-microsoft-com:vml" xmlns:wp14="http://schemas.microsoft.com/office/word/2010/wordprocessingDrawing" xmlns:wp="http://schemas.openxmlformats.org/drawingml/2006/wordprocessingDrawing" xmlns:w10="urn:schemas-microsoft-com:office:word" xmlns:w="http://schemas.openxmlformats.org/wordprocessingml/2006/main" xmlns:w14="http://schemas.microsoft.com/office/word/2010/wordml" xmlns:w15="http://schemas.microsoft.com/office/word/2012/wordml" xmlns:w16cex="http://schemas.microsoft.com/office/word/2018/wordml/cex" xmlns:w16cid="http://schemas.microsoft.com/office/word/2016/wordml/cid" xmlns:w16="http://schemas.microsoft.com/office/word/2018/wordml" xmlns:w16du="http://schemas.microsoft.com/office/word/2023/wordml/word16du" xmlns:w16sdtdh="http://schemas.microsoft.com/office/word/2020/wordml/sdtdatahash" xmlns:w16sdtfl="http://schemas.microsoft.com/office/word/2024/wordml/sdtformatlock" xmlns:w16se="http://schemas.microsoft.com/office/word/2015/wordml/symex" xmlns:wpg="http://schemas.microsoft.com/office/word/2010/wordprocessingGroup" xmlns:wpi="http://schemas.microsoft.com/office/word/2010/wordprocessingInk" xmlns:wne="http://schemas.microsoft.com/office/word/2006/wordml" xmlns:wps="http://schemas.microsoft.com/office/word/2010/wordprocessingShape" mc:Ignorable="w14 w15 w16se w16cid w16 w16cex w16sdtdh w16sdtfl w16du wp14">
+<w:document xmlns:wpc="http://schemas.microsoft.com/office/word/2010/wordprocessingCanvas" xmlns:cx="http://schemas.microsoft.com/office/drawing/2014/chartex" xmlns:cx1="http://schemas.microsoft.com/office/drawing/2015/9/8/chartex" xmlns:cx2="http://schemas.microsoft.com/office/drawing/2015/10/21/chartex" xmlns:cx3="http://schemas.microsoft.com/office/drawing/2016/5/9/chartex" xmlns:cx4="http://schemas.microsoft.com/office/drawing/2016/5/10/chartex" xmlns:cx5="http://schemas.microsoft.com/office/drawing/2016/5/11/chartex" xmlns:cx6="http://schemas.microsoft.com/office/drawing/2016/5/12/chartex" xmlns:cx7="http://schemas.microsoft.com/office/drawing/2016/5/13/chartex" xmlns:cx8="http://schemas.microsoft.com/office/drawing/2016/5/14/chartex" xmlns:mc="http://schemas.openxmlformats.org/markup-compatibility/2006" xmlns:m="http://schemas.openxmlformats.org/officeDocument/2006/math" xmlns:aink="http://schemas.microsoft.com/office/drawing/2016/ink" xmlns:am3d="http://schemas.microsoft.com/office/drawing/2017/model3d" xmlns:oel="http://schemas.microsoft.com/office/2019/extlst" xmlns:r="http://schemas.openxmlformats.org/officeDocument/2006/relationships" xmlns:wp14="http://schemas.microsoft.com/office/word/2010/wordprocessingDrawing" xmlns:wp="http://schemas.openxmlformats.org/drawingml/2006/wordprocessingDrawing" xmlns:wpg="http://schemas.microsoft.com/office/word/2010/wordprocessingGroup" xmlns:wpi="http://schemas.microsoft.com/office/word/2010/wordprocessingInk" xmlns:wps="http://schemas.microsoft.com/office/word/2010/wordprocessingShape" xmlns:o="urn:schemas-microsoft-com:office:office" xmlns:v="urn:schemas-microsoft-com:vml" xmlns:w10="urn:schemas-microsoft-com:office:word" xmlns:w="http://schemas.openxmlformats.org/wordprocessingml/2006/main" xmlns:w14="http://schemas.microsoft.com/office/word/2010/wordml" xmlns:w15="http://schemas.microsoft.com/office/word/2012/wordml" xmlns:w16cex="http://schemas.microsoft.com/office/word/2018/wordml/cex" xmlns:w16cid="http://schemas.microsoft.com/office/word/2016/wordml/cid" xmlns:w16="http://schemas.microsoft.com/office/word/2018/wordml" xmlns:w16sdtdh="http://schemas.microsoft.com/office/word/2020/wordml/sdtdatahash" xmlns:w16sdtfl="http://schemas.microsoft.com/office/word/2024/wordml/sdtformatlock" xmlns:w16se="http://schemas.microsoft.com/office/word/2015/wordml/symex" xmlns:w16du="http://schemas.microsoft.com/office/word/2023/wordml/word16du" xmlns:wne="http://schemas.microsoft.com/office/word/2006/wordml" mc:Ignorable="w14 w15 w16se w16cid w16 w16cex w16sdtdh w16sdtfl w16du wp14">
   <w:body>
     <w:tbl>
       <w:tblPr>
@@ -194,7 +194,25 @@
                 <w:sz w:val="16"/>
                 <w:szCs w:val="16"/>
               </w:rPr>
-              <w:t>{domain.supplemental_address_</w:t>
+              <w:t>{</w:t>
+            </w:r>
+            <w:proofErr w:type="gramStart"/>
+            <w:r>
+              <w:rPr>
+                <w:rFonts w:ascii="Arial" w:hAnsi="Arial" w:cs="Arial"/>
+                <w:sz w:val="16"/>
+                <w:szCs w:val="16"/>
+              </w:rPr>
+              <w:t>domain.supplemental</w:t>
+            </w:r>
+            <w:proofErr w:type="gramEnd"/>
+            <w:r>
+              <w:rPr>
+                <w:rFonts w:ascii="Arial" w:hAnsi="Arial" w:cs="Arial"/>
+                <w:sz w:val="16"/>
+                <w:szCs w:val="16"/>
+              </w:rPr>
+              <w:t>_address_</w:t>
             </w:r>
             <w:r>
               <w:rPr>
@@ -280,6 +298,7 @@
               <w:t>{</w:t>
             </w:r>
             <w:proofErr w:type="spellStart"/>
+            <w:proofErr w:type="gramStart"/>
             <w:r>
               <w:rPr>
                 <w:rFonts w:ascii="Arial" w:hAnsi="Arial" w:cs="Arial"/>
@@ -290,6 +309,7 @@
               <w:t>domain.city</w:t>
             </w:r>
             <w:proofErr w:type="spellEnd"/>
+            <w:proofErr w:type="gramEnd"/>
             <w:r>
               <w:rPr>
                 <w:rFonts w:ascii="Arial" w:hAnsi="Arial" w:cs="Arial"/>
@@ -361,8 +381,18 @@
                 <w:sz w:val="52"/>
                 <w:szCs w:val="52"/>
               </w:rPr>
-              <w:t>*{contact.id}*</w:t>
+              <w:t>*{</w:t>
             </w:r>
+            <w:proofErr w:type="gramStart"/>
+            <w:r>
+              <w:rPr>
+                <w:rFonts w:ascii="Libre Barcode 39" w:hAnsi="Libre Barcode 39"/>
+                <w:sz w:val="52"/>
+                <w:szCs w:val="52"/>
+              </w:rPr>
+              <w:t>contact.id}*</w:t>
+            </w:r>
+            <w:proofErr w:type="gramEnd"/>
           </w:p>
         </w:tc>
         <w:tc>
@@ -409,6 +439,7 @@
               <w:t>Mairie de {</w:t>
             </w:r>
             <w:proofErr w:type="spellStart"/>
+            <w:proofErr w:type="gramStart"/>
             <w:r>
               <w:rPr>
                 <w:rFonts w:ascii="Arial" w:hAnsi="Arial" w:cs="Arial"/>
@@ -418,6 +449,7 @@
               <w:t>domain.city</w:t>
             </w:r>
             <w:proofErr w:type="spellEnd"/>
+            <w:proofErr w:type="gramEnd"/>
             <w:r>
               <w:rPr>
                 <w:rFonts w:ascii="Arial" w:hAnsi="Arial" w:cs="Arial"/>
@@ -1445,7 +1477,7 @@
 </file>
 
 <file path=word/endnotes.xml><?xml version="1.0" encoding="utf-8"?>
-<w:endnotes xmlns:wpc="http://schemas.microsoft.com/office/word/2010/wordprocessingCanvas" xmlns:cx="http://schemas.microsoft.com/office/drawing/2014/chartex" xmlns:cx1="http://schemas.microsoft.com/office/drawing/2015/9/8/chartex" xmlns:cx2="http://schemas.microsoft.com/office/drawing/2015/10/21/chartex" xmlns:cx3="http://schemas.microsoft.com/office/drawing/2016/5/9/chartex" xmlns:cx4="http://schemas.microsoft.com/office/drawing/2016/5/10/chartex" xmlns:cx5="http://schemas.microsoft.com/office/drawing/2016/5/11/chartex" xmlns:cx6="http://schemas.microsoft.com/office/drawing/2016/5/12/chartex" xmlns:cx7="http://schemas.microsoft.com/office/drawing/2016/5/13/chartex" xmlns:cx8="http://schemas.microsoft.com/office/drawing/2016/5/14/chartex" xmlns:mc="http://schemas.openxmlformats.org/markup-compatibility/2006" xmlns:aink="http://schemas.microsoft.com/office/drawing/2016/ink" xmlns:am3d="http://schemas.microsoft.com/office/drawing/2017/model3d" xmlns:o="urn:schemas-microsoft-com:office:office" xmlns:oel="http://schemas.microsoft.com/office/2019/extlst" xmlns:r="http://schemas.openxmlformats.org/officeDocument/2006/relationships" xmlns:m="http://schemas.openxmlformats.org/officeDocument/2006/math" xmlns:v="urn:schemas-microsoft-com:vml" xmlns:wp14="http://schemas.microsoft.com/office/word/2010/wordprocessingDrawing" xmlns:wp="http://schemas.openxmlformats.org/drawingml/2006/wordprocessingDrawing" xmlns:w10="urn:schemas-microsoft-com:office:word" xmlns:w="http://schemas.openxmlformats.org/wordprocessingml/2006/main" xmlns:w14="http://schemas.microsoft.com/office/word/2010/wordml" xmlns:w15="http://schemas.microsoft.com/office/word/2012/wordml" xmlns:w16cex="http://schemas.microsoft.com/office/word/2018/wordml/cex" xmlns:w16cid="http://schemas.microsoft.com/office/word/2016/wordml/cid" xmlns:w16="http://schemas.microsoft.com/office/word/2018/wordml" xmlns:w16du="http://schemas.microsoft.com/office/word/2023/wordml/word16du" xmlns:w16sdtdh="http://schemas.microsoft.com/office/word/2020/wordml/sdtdatahash" xmlns:w16sdtfl="http://schemas.microsoft.com/office/word/2024/wordml/sdtformatlock" xmlns:w16se="http://schemas.microsoft.com/office/word/2015/wordml/symex" xmlns:wpg="http://schemas.microsoft.com/office/word/2010/wordprocessingGroup" xmlns:wpi="http://schemas.microsoft.com/office/word/2010/wordprocessingInk" xmlns:wne="http://schemas.microsoft.com/office/word/2006/wordml" xmlns:wps="http://schemas.microsoft.com/office/word/2010/wordprocessingShape" mc:Ignorable="w14 w15 w16se w16cid w16 w16cex w16sdtdh w16sdtfl w16du wp14">
+<w:endnotes xmlns:wpc="http://schemas.microsoft.com/office/word/2010/wordprocessingCanvas" xmlns:cx="http://schemas.microsoft.com/office/drawing/2014/chartex" xmlns:cx1="http://schemas.microsoft.com/office/drawing/2015/9/8/chartex" xmlns:cx2="http://schemas.microsoft.com/office/drawing/2015/10/21/chartex" xmlns:cx3="http://schemas.microsoft.com/office/drawing/2016/5/9/chartex" xmlns:cx4="http://schemas.microsoft.com/office/drawing/2016/5/10/chartex" xmlns:cx5="http://schemas.microsoft.com/office/drawing/2016/5/11/chartex" xmlns:cx6="http://schemas.microsoft.com/office/drawing/2016/5/12/chartex" xmlns:cx7="http://schemas.microsoft.com/office/drawing/2016/5/13/chartex" xmlns:cx8="http://schemas.microsoft.com/office/drawing/2016/5/14/chartex" xmlns:mc="http://schemas.openxmlformats.org/markup-compatibility/2006" xmlns:m="http://schemas.openxmlformats.org/officeDocument/2006/math" xmlns:aink="http://schemas.microsoft.com/office/drawing/2016/ink" xmlns:am3d="http://schemas.microsoft.com/office/drawing/2017/model3d" xmlns:oel="http://schemas.microsoft.com/office/2019/extlst" xmlns:r="http://schemas.openxmlformats.org/officeDocument/2006/relationships" xmlns:wp14="http://schemas.microsoft.com/office/word/2010/wordprocessingDrawing" xmlns:wp="http://schemas.openxmlformats.org/drawingml/2006/wordprocessingDrawing" xmlns:wpg="http://schemas.microsoft.com/office/word/2010/wordprocessingGroup" xmlns:wpi="http://schemas.microsoft.com/office/word/2010/wordprocessingInk" xmlns:wps="http://schemas.microsoft.com/office/word/2010/wordprocessingShape" xmlns:o="urn:schemas-microsoft-com:office:office" xmlns:v="urn:schemas-microsoft-com:vml" xmlns:w10="urn:schemas-microsoft-com:office:word" xmlns:w="http://schemas.openxmlformats.org/wordprocessingml/2006/main" xmlns:w14="http://schemas.microsoft.com/office/word/2010/wordml" xmlns:w15="http://schemas.microsoft.com/office/word/2012/wordml" xmlns:w16cex="http://schemas.microsoft.com/office/word/2018/wordml/cex" xmlns:w16cid="http://schemas.microsoft.com/office/word/2016/wordml/cid" xmlns:w16="http://schemas.microsoft.com/office/word/2018/wordml" xmlns:w16sdtdh="http://schemas.microsoft.com/office/word/2020/wordml/sdtdatahash" xmlns:w16sdtfl="http://schemas.microsoft.com/office/word/2024/wordml/sdtformatlock" xmlns:w16se="http://schemas.microsoft.com/office/word/2015/wordml/symex" xmlns:w16du="http://schemas.microsoft.com/office/word/2023/wordml/word16du" xmlns:wne="http://schemas.microsoft.com/office/word/2006/wordml" mc:Ignorable="w14 w15 w16se w16cid w16 w16cex w16sdtdh w16sdtfl w16du wp14">
   <w:endnote w:type="separator" w:id="-1">
     <w:p>
       <w:r>
@@ -1464,7 +1496,7 @@
 </file>
 
 <file path=word/footer1.xml><?xml version="1.0" encoding="utf-8"?>
-<w:ftr xmlns:wpc="http://schemas.microsoft.com/office/word/2010/wordprocessingCanvas" xmlns:cx="http://schemas.microsoft.com/office/drawing/2014/chartex" xmlns:cx1="http://schemas.microsoft.com/office/drawing/2015/9/8/chartex" xmlns:cx2="http://schemas.microsoft.com/office/drawing/2015/10/21/chartex" xmlns:cx3="http://schemas.microsoft.com/office/drawing/2016/5/9/chartex" xmlns:cx4="http://schemas.microsoft.com/office/drawing/2016/5/10/chartex" xmlns:cx5="http://schemas.microsoft.com/office/drawing/2016/5/11/chartex" xmlns:cx6="http://schemas.microsoft.com/office/drawing/2016/5/12/chartex" xmlns:cx7="http://schemas.microsoft.com/office/drawing/2016/5/13/chartex" xmlns:cx8="http://schemas.microsoft.com/office/drawing/2016/5/14/chartex" xmlns:mc="http://schemas.openxmlformats.org/markup-compatibility/2006" xmlns:aink="http://schemas.microsoft.com/office/drawing/2016/ink" xmlns:am3d="http://schemas.microsoft.com/office/drawing/2017/model3d" xmlns:o="urn:schemas-microsoft-com:office:office" xmlns:oel="http://schemas.microsoft.com/office/2019/extlst" xmlns:r="http://schemas.openxmlformats.org/officeDocument/2006/relationships" xmlns:m="http://schemas.openxmlformats.org/officeDocument/2006/math" xmlns:v="urn:schemas-microsoft-com:vml" xmlns:wp14="http://schemas.microsoft.com/office/word/2010/wordprocessingDrawing" xmlns:wp="http://schemas.openxmlformats.org/drawingml/2006/wordprocessingDrawing" xmlns:w10="urn:schemas-microsoft-com:office:word" xmlns:w="http://schemas.openxmlformats.org/wordprocessingml/2006/main" xmlns:w14="http://schemas.microsoft.com/office/word/2010/wordml" xmlns:w15="http://schemas.microsoft.com/office/word/2012/wordml" xmlns:w16cex="http://schemas.microsoft.com/office/word/2018/wordml/cex" xmlns:w16cid="http://schemas.microsoft.com/office/word/2016/wordml/cid" xmlns:w16="http://schemas.microsoft.com/office/word/2018/wordml" xmlns:w16du="http://schemas.microsoft.com/office/word/2023/wordml/word16du" xmlns:w16sdtdh="http://schemas.microsoft.com/office/word/2020/wordml/sdtdatahash" xmlns:w16sdtfl="http://schemas.microsoft.com/office/word/2024/wordml/sdtformatlock" xmlns:w16se="http://schemas.microsoft.com/office/word/2015/wordml/symex" xmlns:wpg="http://schemas.microsoft.com/office/word/2010/wordprocessingGroup" xmlns:wpi="http://schemas.microsoft.com/office/word/2010/wordprocessingInk" xmlns:wne="http://schemas.microsoft.com/office/word/2006/wordml" xmlns:wps="http://schemas.microsoft.com/office/word/2010/wordprocessingShape" mc:Ignorable="w14 w15 w16se w16cid w16 w16cex w16sdtdh w16sdtfl w16du wp14">
+<w:ftr xmlns:wpc="http://schemas.microsoft.com/office/word/2010/wordprocessingCanvas" xmlns:cx="http://schemas.microsoft.com/office/drawing/2014/chartex" xmlns:cx1="http://schemas.microsoft.com/office/drawing/2015/9/8/chartex" xmlns:cx2="http://schemas.microsoft.com/office/drawing/2015/10/21/chartex" xmlns:cx3="http://schemas.microsoft.com/office/drawing/2016/5/9/chartex" xmlns:cx4="http://schemas.microsoft.com/office/drawing/2016/5/10/chartex" xmlns:cx5="http://schemas.microsoft.com/office/drawing/2016/5/11/chartex" xmlns:cx6="http://schemas.microsoft.com/office/drawing/2016/5/12/chartex" xmlns:cx7="http://schemas.microsoft.com/office/drawing/2016/5/13/chartex" xmlns:cx8="http://schemas.microsoft.com/office/drawing/2016/5/14/chartex" xmlns:mc="http://schemas.openxmlformats.org/markup-compatibility/2006" xmlns:m="http://schemas.openxmlformats.org/officeDocument/2006/math" xmlns:aink="http://schemas.microsoft.com/office/drawing/2016/ink" xmlns:am3d="http://schemas.microsoft.com/office/drawing/2017/model3d" xmlns:oel="http://schemas.microsoft.com/office/2019/extlst" xmlns:r="http://schemas.openxmlformats.org/officeDocument/2006/relationships" xmlns:wp14="http://schemas.microsoft.com/office/word/2010/wordprocessingDrawing" xmlns:wp="http://schemas.openxmlformats.org/drawingml/2006/wordprocessingDrawing" xmlns:wpg="http://schemas.microsoft.com/office/word/2010/wordprocessingGroup" xmlns:wpi="http://schemas.microsoft.com/office/word/2010/wordprocessingInk" xmlns:wps="http://schemas.microsoft.com/office/word/2010/wordprocessingShape" xmlns:o="urn:schemas-microsoft-com:office:office" xmlns:v="urn:schemas-microsoft-com:vml" xmlns:w10="urn:schemas-microsoft-com:office:word" xmlns:w="http://schemas.openxmlformats.org/wordprocessingml/2006/main" xmlns:w14="http://schemas.microsoft.com/office/word/2010/wordml" xmlns:w15="http://schemas.microsoft.com/office/word/2012/wordml" xmlns:w16cex="http://schemas.microsoft.com/office/word/2018/wordml/cex" xmlns:w16cid="http://schemas.microsoft.com/office/word/2016/wordml/cid" xmlns:w16="http://schemas.microsoft.com/office/word/2018/wordml" xmlns:w16sdtdh="http://schemas.microsoft.com/office/word/2020/wordml/sdtdatahash" xmlns:w16sdtfl="http://schemas.microsoft.com/office/word/2024/wordml/sdtformatlock" xmlns:w16se="http://schemas.microsoft.com/office/word/2015/wordml/symex" xmlns:w16du="http://schemas.microsoft.com/office/word/2023/wordml/word16du" xmlns:wne="http://schemas.microsoft.com/office/word/2006/wordml" mc:Ignorable="w14 w15 w16se w16cid w16 w16cex w16sdtdh w16sdtfl w16du wp14">
   <w:p>
     <w:pPr>
       <w:pStyle w:val="Pieddepage"/>
@@ -1474,7 +1506,7 @@
 </file>
 
 <file path=word/footer2.xml><?xml version="1.0" encoding="utf-8"?>
-<w:ftr xmlns:wpc="http://schemas.microsoft.com/office/word/2010/wordprocessingCanvas" xmlns:cx="http://schemas.microsoft.com/office/drawing/2014/chartex" xmlns:cx1="http://schemas.microsoft.com/office/drawing/2015/9/8/chartex" xmlns:cx2="http://schemas.microsoft.com/office/drawing/2015/10/21/chartex" xmlns:cx3="http://schemas.microsoft.com/office/drawing/2016/5/9/chartex" xmlns:cx4="http://schemas.microsoft.com/office/drawing/2016/5/10/chartex" xmlns:cx5="http://schemas.microsoft.com/office/drawing/2016/5/11/chartex" xmlns:cx6="http://schemas.microsoft.com/office/drawing/2016/5/12/chartex" xmlns:cx7="http://schemas.microsoft.com/office/drawing/2016/5/13/chartex" xmlns:cx8="http://schemas.microsoft.com/office/drawing/2016/5/14/chartex" xmlns:mc="http://schemas.openxmlformats.org/markup-compatibility/2006" xmlns:aink="http://schemas.microsoft.com/office/drawing/2016/ink" xmlns:am3d="http://schemas.microsoft.com/office/drawing/2017/model3d" xmlns:o="urn:schemas-microsoft-com:office:office" xmlns:oel="http://schemas.microsoft.com/office/2019/extlst" xmlns:r="http://schemas.openxmlformats.org/officeDocument/2006/relationships" xmlns:m="http://schemas.openxmlformats.org/officeDocument/2006/math" xmlns:v="urn:schemas-microsoft-com:vml" xmlns:wp14="http://schemas.microsoft.com/office/word/2010/wordprocessingDrawing" xmlns:wp="http://schemas.openxmlformats.org/drawingml/2006/wordprocessingDrawing" xmlns:w10="urn:schemas-microsoft-com:office:word" xmlns:w="http://schemas.openxmlformats.org/wordprocessingml/2006/main" xmlns:w14="http://schemas.microsoft.com/office/word/2010/wordml" xmlns:w15="http://schemas.microsoft.com/office/word/2012/wordml" xmlns:w16cex="http://schemas.microsoft.com/office/word/2018/wordml/cex" xmlns:w16cid="http://schemas.microsoft.com/office/word/2016/wordml/cid" xmlns:w16="http://schemas.microsoft.com/office/word/2018/wordml" xmlns:w16du="http://schemas.microsoft.com/office/word/2023/wordml/word16du" xmlns:w16sdtdh="http://schemas.microsoft.com/office/word/2020/wordml/sdtdatahash" xmlns:w16sdtfl="http://schemas.microsoft.com/office/word/2024/wordml/sdtformatlock" xmlns:w16se="http://schemas.microsoft.com/office/word/2015/wordml/symex" xmlns:wpg="http://schemas.microsoft.com/office/word/2010/wordprocessingGroup" xmlns:wpi="http://schemas.microsoft.com/office/word/2010/wordprocessingInk" xmlns:wne="http://schemas.microsoft.com/office/word/2006/wordml" xmlns:wps="http://schemas.microsoft.com/office/word/2010/wordprocessingShape" mc:Ignorable="w14 w15 w16se w16cid w16 w16cex w16sdtdh w16sdtfl w16du wp14">
+<w:ftr xmlns:wpc="http://schemas.microsoft.com/office/word/2010/wordprocessingCanvas" xmlns:cx="http://schemas.microsoft.com/office/drawing/2014/chartex" xmlns:cx1="http://schemas.microsoft.com/office/drawing/2015/9/8/chartex" xmlns:cx2="http://schemas.microsoft.com/office/drawing/2015/10/21/chartex" xmlns:cx3="http://schemas.microsoft.com/office/drawing/2016/5/9/chartex" xmlns:cx4="http://schemas.microsoft.com/office/drawing/2016/5/10/chartex" xmlns:cx5="http://schemas.microsoft.com/office/drawing/2016/5/11/chartex" xmlns:cx6="http://schemas.microsoft.com/office/drawing/2016/5/12/chartex" xmlns:cx7="http://schemas.microsoft.com/office/drawing/2016/5/13/chartex" xmlns:cx8="http://schemas.microsoft.com/office/drawing/2016/5/14/chartex" xmlns:mc="http://schemas.openxmlformats.org/markup-compatibility/2006" xmlns:m="http://schemas.openxmlformats.org/officeDocument/2006/math" xmlns:aink="http://schemas.microsoft.com/office/drawing/2016/ink" xmlns:am3d="http://schemas.microsoft.com/office/drawing/2017/model3d" xmlns:oel="http://schemas.microsoft.com/office/2019/extlst" xmlns:r="http://schemas.openxmlformats.org/officeDocument/2006/relationships" xmlns:wp14="http://schemas.microsoft.com/office/word/2010/wordprocessingDrawing" xmlns:wp="http://schemas.openxmlformats.org/drawingml/2006/wordprocessingDrawing" xmlns:wpg="http://schemas.microsoft.com/office/word/2010/wordprocessingGroup" xmlns:wpi="http://schemas.microsoft.com/office/word/2010/wordprocessingInk" xmlns:wps="http://schemas.microsoft.com/office/word/2010/wordprocessingShape" xmlns:o="urn:schemas-microsoft-com:office:office" xmlns:v="urn:schemas-microsoft-com:vml" xmlns:w10="urn:schemas-microsoft-com:office:word" xmlns:w="http://schemas.openxmlformats.org/wordprocessingml/2006/main" xmlns:w14="http://schemas.microsoft.com/office/word/2010/wordml" xmlns:w15="http://schemas.microsoft.com/office/word/2012/wordml" xmlns:w16cex="http://schemas.microsoft.com/office/word/2018/wordml/cex" xmlns:w16cid="http://schemas.microsoft.com/office/word/2016/wordml/cid" xmlns:w16="http://schemas.microsoft.com/office/word/2018/wordml" xmlns:w16sdtdh="http://schemas.microsoft.com/office/word/2020/wordml/sdtdatahash" xmlns:w16sdtfl="http://schemas.microsoft.com/office/word/2024/wordml/sdtformatlock" xmlns:w16se="http://schemas.microsoft.com/office/word/2015/wordml/symex" xmlns:w16du="http://schemas.microsoft.com/office/word/2023/wordml/word16du" xmlns:wne="http://schemas.microsoft.com/office/word/2006/wordml" mc:Ignorable="w14 w15 w16se w16cid w16 w16cex w16sdtdh w16sdtfl w16du wp14">
   <w:tbl>
     <w:tblPr>
       <w:tblW w:w="4900" w:type="pct"/>
@@ -1643,7 +1675,7 @@
 </file>
 
 <file path=word/footer3.xml><?xml version="1.0" encoding="utf-8"?>
-<w:ftr xmlns:wpc="http://schemas.microsoft.com/office/word/2010/wordprocessingCanvas" xmlns:cx="http://schemas.microsoft.com/office/drawing/2014/chartex" xmlns:cx1="http://schemas.microsoft.com/office/drawing/2015/9/8/chartex" xmlns:cx2="http://schemas.microsoft.com/office/drawing/2015/10/21/chartex" xmlns:cx3="http://schemas.microsoft.com/office/drawing/2016/5/9/chartex" xmlns:cx4="http://schemas.microsoft.com/office/drawing/2016/5/10/chartex" xmlns:cx5="http://schemas.microsoft.com/office/drawing/2016/5/11/chartex" xmlns:cx6="http://schemas.microsoft.com/office/drawing/2016/5/12/chartex" xmlns:cx7="http://schemas.microsoft.com/office/drawing/2016/5/13/chartex" xmlns:cx8="http://schemas.microsoft.com/office/drawing/2016/5/14/chartex" xmlns:mc="http://schemas.openxmlformats.org/markup-compatibility/2006" xmlns:aink="http://schemas.microsoft.com/office/drawing/2016/ink" xmlns:am3d="http://schemas.microsoft.com/office/drawing/2017/model3d" xmlns:o="urn:schemas-microsoft-com:office:office" xmlns:oel="http://schemas.microsoft.com/office/2019/extlst" xmlns:r="http://schemas.openxmlformats.org/officeDocument/2006/relationships" xmlns:m="http://schemas.openxmlformats.org/officeDocument/2006/math" xmlns:v="urn:schemas-microsoft-com:vml" xmlns:wp14="http://schemas.microsoft.com/office/word/2010/wordprocessingDrawing" xmlns:wp="http://schemas.openxmlformats.org/drawingml/2006/wordprocessingDrawing" xmlns:w10="urn:schemas-microsoft-com:office:word" xmlns:w="http://schemas.openxmlformats.org/wordprocessingml/2006/main" xmlns:w14="http://schemas.microsoft.com/office/word/2010/wordml" xmlns:w15="http://schemas.microsoft.com/office/word/2012/wordml" xmlns:w16cex="http://schemas.microsoft.com/office/word/2018/wordml/cex" xmlns:w16cid="http://schemas.microsoft.com/office/word/2016/wordml/cid" xmlns:w16="http://schemas.microsoft.com/office/word/2018/wordml" xmlns:w16du="http://schemas.microsoft.com/office/word/2023/wordml/word16du" xmlns:w16sdtdh="http://schemas.microsoft.com/office/word/2020/wordml/sdtdatahash" xmlns:w16sdtfl="http://schemas.microsoft.com/office/word/2024/wordml/sdtformatlock" xmlns:w16se="http://schemas.microsoft.com/office/word/2015/wordml/symex" xmlns:wpg="http://schemas.microsoft.com/office/word/2010/wordprocessingGroup" xmlns:wpi="http://schemas.microsoft.com/office/word/2010/wordprocessingInk" xmlns:wne="http://schemas.microsoft.com/office/word/2006/wordml" xmlns:wps="http://schemas.microsoft.com/office/word/2010/wordprocessingShape" mc:Ignorable="w14 w15 w16se w16cid w16 w16cex w16sdtdh w16sdtfl w16du wp14">
+<w:ftr xmlns:wpc="http://schemas.microsoft.com/office/word/2010/wordprocessingCanvas" xmlns:cx="http://schemas.microsoft.com/office/drawing/2014/chartex" xmlns:cx1="http://schemas.microsoft.com/office/drawing/2015/9/8/chartex" xmlns:cx2="http://schemas.microsoft.com/office/drawing/2015/10/21/chartex" xmlns:cx3="http://schemas.microsoft.com/office/drawing/2016/5/9/chartex" xmlns:cx4="http://schemas.microsoft.com/office/drawing/2016/5/10/chartex" xmlns:cx5="http://schemas.microsoft.com/office/drawing/2016/5/11/chartex" xmlns:cx6="http://schemas.microsoft.com/office/drawing/2016/5/12/chartex" xmlns:cx7="http://schemas.microsoft.com/office/drawing/2016/5/13/chartex" xmlns:cx8="http://schemas.microsoft.com/office/drawing/2016/5/14/chartex" xmlns:mc="http://schemas.openxmlformats.org/markup-compatibility/2006" xmlns:m="http://schemas.openxmlformats.org/officeDocument/2006/math" xmlns:aink="http://schemas.microsoft.com/office/drawing/2016/ink" xmlns:am3d="http://schemas.microsoft.com/office/drawing/2017/model3d" xmlns:oel="http://schemas.microsoft.com/office/2019/extlst" xmlns:r="http://schemas.openxmlformats.org/officeDocument/2006/relationships" xmlns:wp14="http://schemas.microsoft.com/office/word/2010/wordprocessingDrawing" xmlns:wp="http://schemas.openxmlformats.org/drawingml/2006/wordprocessingDrawing" xmlns:wpg="http://schemas.microsoft.com/office/word/2010/wordprocessingGroup" xmlns:wpi="http://schemas.microsoft.com/office/word/2010/wordprocessingInk" xmlns:wps="http://schemas.microsoft.com/office/word/2010/wordprocessingShape" xmlns:o="urn:schemas-microsoft-com:office:office" xmlns:v="urn:schemas-microsoft-com:vml" xmlns:w10="urn:schemas-microsoft-com:office:word" xmlns:w="http://schemas.openxmlformats.org/wordprocessingml/2006/main" xmlns:w14="http://schemas.microsoft.com/office/word/2010/wordml" xmlns:w15="http://schemas.microsoft.com/office/word/2012/wordml" xmlns:w16cex="http://schemas.microsoft.com/office/word/2018/wordml/cex" xmlns:w16cid="http://schemas.microsoft.com/office/word/2016/wordml/cid" xmlns:w16="http://schemas.microsoft.com/office/word/2018/wordml" xmlns:w16sdtdh="http://schemas.microsoft.com/office/word/2020/wordml/sdtdatahash" xmlns:w16sdtfl="http://schemas.microsoft.com/office/word/2024/wordml/sdtformatlock" xmlns:w16se="http://schemas.microsoft.com/office/word/2015/wordml/symex" xmlns:w16du="http://schemas.microsoft.com/office/word/2023/wordml/word16du" xmlns:wne="http://schemas.microsoft.com/office/word/2006/wordml" mc:Ignorable="w14 w15 w16se w16cid w16 w16cex w16sdtdh w16sdtfl w16du wp14">
   <w:p>
     <w:pPr>
       <w:pStyle w:val="ADRESSEpieddepage"/>
@@ -1656,7 +1688,7 @@
 </file>
 
 <file path=word/footnotes.xml><?xml version="1.0" encoding="utf-8"?>
-<w:footnotes xmlns:wpc="http://schemas.microsoft.com/office/word/2010/wordprocessingCanvas" xmlns:cx="http://schemas.microsoft.com/office/drawing/2014/chartex" xmlns:cx1="http://schemas.microsoft.com/office/drawing/2015/9/8/chartex" xmlns:cx2="http://schemas.microsoft.com/office/drawing/2015/10/21/chartex" xmlns:cx3="http://schemas.microsoft.com/office/drawing/2016/5/9/chartex" xmlns:cx4="http://schemas.microsoft.com/office/drawing/2016/5/10/chartex" xmlns:cx5="http://schemas.microsoft.com/office/drawing/2016/5/11/chartex" xmlns:cx6="http://schemas.microsoft.com/office/drawing/2016/5/12/chartex" xmlns:cx7="http://schemas.microsoft.com/office/drawing/2016/5/13/chartex" xmlns:cx8="http://schemas.microsoft.com/office/drawing/2016/5/14/chartex" xmlns:mc="http://schemas.openxmlformats.org/markup-compatibility/2006" xmlns:aink="http://schemas.microsoft.com/office/drawing/2016/ink" xmlns:am3d="http://schemas.microsoft.com/office/drawing/2017/model3d" xmlns:o="urn:schemas-microsoft-com:office:office" xmlns:oel="http://schemas.microsoft.com/office/2019/extlst" xmlns:r="http://schemas.openxmlformats.org/officeDocument/2006/relationships" xmlns:m="http://schemas.openxmlformats.org/officeDocument/2006/math" xmlns:v="urn:schemas-microsoft-com:vml" xmlns:wp14="http://schemas.microsoft.com/office/word/2010/wordprocessingDrawing" xmlns:wp="http://schemas.openxmlformats.org/drawingml/2006/wordprocessingDrawing" xmlns:w10="urn:schemas-microsoft-com:office:word" xmlns:w="http://schemas.openxmlformats.org/wordprocessingml/2006/main" xmlns:w14="http://schemas.microsoft.com/office/word/2010/wordml" xmlns:w15="http://schemas.microsoft.com/office/word/2012/wordml" xmlns:w16cex="http://schemas.microsoft.com/office/word/2018/wordml/cex" xmlns:w16cid="http://schemas.microsoft.com/office/word/2016/wordml/cid" xmlns:w16="http://schemas.microsoft.com/office/word/2018/wordml" xmlns:w16du="http://schemas.microsoft.com/office/word/2023/wordml/word16du" xmlns:w16sdtdh="http://schemas.microsoft.com/office/word/2020/wordml/sdtdatahash" xmlns:w16sdtfl="http://schemas.microsoft.com/office/word/2024/wordml/sdtformatlock" xmlns:w16se="http://schemas.microsoft.com/office/word/2015/wordml/symex" xmlns:wpg="http://schemas.microsoft.com/office/word/2010/wordprocessingGroup" xmlns:wpi="http://schemas.microsoft.com/office/word/2010/wordprocessingInk" xmlns:wne="http://schemas.microsoft.com/office/word/2006/wordml" xmlns:wps="http://schemas.microsoft.com/office/word/2010/wordprocessingShape" mc:Ignorable="w14 w15 w16se w16cid w16 w16cex w16sdtdh w16sdtfl w16du wp14">
+<w:footnotes xmlns:wpc="http://schemas.microsoft.com/office/word/2010/wordprocessingCanvas" xmlns:cx="http://schemas.microsoft.com/office/drawing/2014/chartex" xmlns:cx1="http://schemas.microsoft.com/office/drawing/2015/9/8/chartex" xmlns:cx2="http://schemas.microsoft.com/office/drawing/2015/10/21/chartex" xmlns:cx3="http://schemas.microsoft.com/office/drawing/2016/5/9/chartex" xmlns:cx4="http://schemas.microsoft.com/office/drawing/2016/5/10/chartex" xmlns:cx5="http://schemas.microsoft.com/office/drawing/2016/5/11/chartex" xmlns:cx6="http://schemas.microsoft.com/office/drawing/2016/5/12/chartex" xmlns:cx7="http://schemas.microsoft.com/office/drawing/2016/5/13/chartex" xmlns:cx8="http://schemas.microsoft.com/office/drawing/2016/5/14/chartex" xmlns:mc="http://schemas.openxmlformats.org/markup-compatibility/2006" xmlns:m="http://schemas.openxmlformats.org/officeDocument/2006/math" xmlns:aink="http://schemas.microsoft.com/office/drawing/2016/ink" xmlns:am3d="http://schemas.microsoft.com/office/drawing/2017/model3d" xmlns:oel="http://schemas.microsoft.com/office/2019/extlst" xmlns:r="http://schemas.openxmlformats.org/officeDocument/2006/relationships" xmlns:wp14="http://schemas.microsoft.com/office/word/2010/wordprocessingDrawing" xmlns:wp="http://schemas.openxmlformats.org/drawingml/2006/wordprocessingDrawing" xmlns:wpg="http://schemas.microsoft.com/office/word/2010/wordprocessingGroup" xmlns:wpi="http://schemas.microsoft.com/office/word/2010/wordprocessingInk" xmlns:wps="http://schemas.microsoft.com/office/word/2010/wordprocessingShape" xmlns:o="urn:schemas-microsoft-com:office:office" xmlns:v="urn:schemas-microsoft-com:vml" xmlns:w10="urn:schemas-microsoft-com:office:word" xmlns:w="http://schemas.openxmlformats.org/wordprocessingml/2006/main" xmlns:w14="http://schemas.microsoft.com/office/word/2010/wordml" xmlns:w15="http://schemas.microsoft.com/office/word/2012/wordml" xmlns:w16cex="http://schemas.microsoft.com/office/word/2018/wordml/cex" xmlns:w16cid="http://schemas.microsoft.com/office/word/2016/wordml/cid" xmlns:w16="http://schemas.microsoft.com/office/word/2018/wordml" xmlns:w16sdtdh="http://schemas.microsoft.com/office/word/2020/wordml/sdtdatahash" xmlns:w16sdtfl="http://schemas.microsoft.com/office/word/2024/wordml/sdtformatlock" xmlns:w16se="http://schemas.microsoft.com/office/word/2015/wordml/symex" xmlns:w16du="http://schemas.microsoft.com/office/word/2023/wordml/word16du" xmlns:wne="http://schemas.microsoft.com/office/word/2006/wordml" mc:Ignorable="w14 w15 w16se w16cid w16 w16cex w16sdtdh w16sdtfl w16du wp14">
   <w:footnote w:type="separator" w:id="-1">
     <w:p>
       <w:r>
@@ -1675,7 +1707,7 @@
 </file>
 
 <file path=word/header1.xml><?xml version="1.0" encoding="utf-8"?>
-<w:hdr xmlns:wpc="http://schemas.microsoft.com/office/word/2010/wordprocessingCanvas" xmlns:cx="http://schemas.microsoft.com/office/drawing/2014/chartex" xmlns:cx1="http://schemas.microsoft.com/office/drawing/2015/9/8/chartex" xmlns:cx2="http://schemas.microsoft.com/office/drawing/2015/10/21/chartex" xmlns:cx3="http://schemas.microsoft.com/office/drawing/2016/5/9/chartex" xmlns:cx4="http://schemas.microsoft.com/office/drawing/2016/5/10/chartex" xmlns:cx5="http://schemas.microsoft.com/office/drawing/2016/5/11/chartex" xmlns:cx6="http://schemas.microsoft.com/office/drawing/2016/5/12/chartex" xmlns:cx7="http://schemas.microsoft.com/office/drawing/2016/5/13/chartex" xmlns:cx8="http://schemas.microsoft.com/office/drawing/2016/5/14/chartex" xmlns:mc="http://schemas.openxmlformats.org/markup-compatibility/2006" xmlns:aink="http://schemas.microsoft.com/office/drawing/2016/ink" xmlns:am3d="http://schemas.microsoft.com/office/drawing/2017/model3d" xmlns:o="urn:schemas-microsoft-com:office:office" xmlns:oel="http://schemas.microsoft.com/office/2019/extlst" xmlns:r="http://schemas.openxmlformats.org/officeDocument/2006/relationships" xmlns:m="http://schemas.openxmlformats.org/officeDocument/2006/math" xmlns:v="urn:schemas-microsoft-com:vml" xmlns:wp14="http://schemas.microsoft.com/office/word/2010/wordprocessingDrawing" xmlns:wp="http://schemas.openxmlformats.org/drawingml/2006/wordprocessingDrawing" xmlns:w10="urn:schemas-microsoft-com:office:word" xmlns:w="http://schemas.openxmlformats.org/wordprocessingml/2006/main" xmlns:w14="http://schemas.microsoft.com/office/word/2010/wordml" xmlns:w15="http://schemas.microsoft.com/office/word/2012/wordml" xmlns:w16cex="http://schemas.microsoft.com/office/word/2018/wordml/cex" xmlns:w16cid="http://schemas.microsoft.com/office/word/2016/wordml/cid" xmlns:w16="http://schemas.microsoft.com/office/word/2018/wordml" xmlns:w16du="http://schemas.microsoft.com/office/word/2023/wordml/word16du" xmlns:w16sdtdh="http://schemas.microsoft.com/office/word/2020/wordml/sdtdatahash" xmlns:w16sdtfl="http://schemas.microsoft.com/office/word/2024/wordml/sdtformatlock" xmlns:w16se="http://schemas.microsoft.com/office/word/2015/wordml/symex" xmlns:wpg="http://schemas.microsoft.com/office/word/2010/wordprocessingGroup" xmlns:wpi="http://schemas.microsoft.com/office/word/2010/wordprocessingInk" xmlns:wne="http://schemas.microsoft.com/office/word/2006/wordml" xmlns:wps="http://schemas.microsoft.com/office/word/2010/wordprocessingShape" mc:Ignorable="w14 w15 w16se w16cid w16 w16cex w16sdtdh w16sdtfl w16du wp14">
+<w:hdr xmlns:wpc="http://schemas.microsoft.com/office/word/2010/wordprocessingCanvas" xmlns:cx="http://schemas.microsoft.com/office/drawing/2014/chartex" xmlns:cx1="http://schemas.microsoft.com/office/drawing/2015/9/8/chartex" xmlns:cx2="http://schemas.microsoft.com/office/drawing/2015/10/21/chartex" xmlns:cx3="http://schemas.microsoft.com/office/drawing/2016/5/9/chartex" xmlns:cx4="http://schemas.microsoft.com/office/drawing/2016/5/10/chartex" xmlns:cx5="http://schemas.microsoft.com/office/drawing/2016/5/11/chartex" xmlns:cx6="http://schemas.microsoft.com/office/drawing/2016/5/12/chartex" xmlns:cx7="http://schemas.microsoft.com/office/drawing/2016/5/13/chartex" xmlns:cx8="http://schemas.microsoft.com/office/drawing/2016/5/14/chartex" xmlns:mc="http://schemas.openxmlformats.org/markup-compatibility/2006" xmlns:m="http://schemas.openxmlformats.org/officeDocument/2006/math" xmlns:aink="http://schemas.microsoft.com/office/drawing/2016/ink" xmlns:am3d="http://schemas.microsoft.com/office/drawing/2017/model3d" xmlns:oel="http://schemas.microsoft.com/office/2019/extlst" xmlns:r="http://schemas.openxmlformats.org/officeDocument/2006/relationships" xmlns:wp14="http://schemas.microsoft.com/office/word/2010/wordprocessingDrawing" xmlns:wp="http://schemas.openxmlformats.org/drawingml/2006/wordprocessingDrawing" xmlns:wpg="http://schemas.microsoft.com/office/word/2010/wordprocessingGroup" xmlns:wpi="http://schemas.microsoft.com/office/word/2010/wordprocessingInk" xmlns:wps="http://schemas.microsoft.com/office/word/2010/wordprocessingShape" xmlns:o="urn:schemas-microsoft-com:office:office" xmlns:v="urn:schemas-microsoft-com:vml" xmlns:w10="urn:schemas-microsoft-com:office:word" xmlns:w="http://schemas.openxmlformats.org/wordprocessingml/2006/main" xmlns:w14="http://schemas.microsoft.com/office/word/2010/wordml" xmlns:w15="http://schemas.microsoft.com/office/word/2012/wordml" xmlns:w16cex="http://schemas.microsoft.com/office/word/2018/wordml/cex" xmlns:w16cid="http://schemas.microsoft.com/office/word/2016/wordml/cid" xmlns:w16="http://schemas.microsoft.com/office/word/2018/wordml" xmlns:w16sdtdh="http://schemas.microsoft.com/office/word/2020/wordml/sdtdatahash" xmlns:w16sdtfl="http://schemas.microsoft.com/office/word/2024/wordml/sdtformatlock" xmlns:w16se="http://schemas.microsoft.com/office/word/2015/wordml/symex" xmlns:w16du="http://schemas.microsoft.com/office/word/2023/wordml/word16du" xmlns:wne="http://schemas.microsoft.com/office/word/2006/wordml" mc:Ignorable="w14 w15 w16se w16cid w16 w16cex w16sdtdh w16sdtfl w16du wp14">
   <w:p>
     <w:pPr>
       <w:pStyle w:val="En-tte"/>
@@ -1685,7 +1717,7 @@
 </file>
 
 <file path=word/header2.xml><?xml version="1.0" encoding="utf-8"?>
-<w:hdr xmlns:wpc="http://schemas.microsoft.com/office/word/2010/wordprocessingCanvas" xmlns:cx="http://schemas.microsoft.com/office/drawing/2014/chartex" xmlns:cx1="http://schemas.microsoft.com/office/drawing/2015/9/8/chartex" xmlns:cx2="http://schemas.microsoft.com/office/drawing/2015/10/21/chartex" xmlns:cx3="http://schemas.microsoft.com/office/drawing/2016/5/9/chartex" xmlns:cx4="http://schemas.microsoft.com/office/drawing/2016/5/10/chartex" xmlns:cx5="http://schemas.microsoft.com/office/drawing/2016/5/11/chartex" xmlns:cx6="http://schemas.microsoft.com/office/drawing/2016/5/12/chartex" xmlns:cx7="http://schemas.microsoft.com/office/drawing/2016/5/13/chartex" xmlns:cx8="http://schemas.microsoft.com/office/drawing/2016/5/14/chartex" xmlns:mc="http://schemas.openxmlformats.org/markup-compatibility/2006" xmlns:aink="http://schemas.microsoft.com/office/drawing/2016/ink" xmlns:am3d="http://schemas.microsoft.com/office/drawing/2017/model3d" xmlns:o="urn:schemas-microsoft-com:office:office" xmlns:oel="http://schemas.microsoft.com/office/2019/extlst" xmlns:r="http://schemas.openxmlformats.org/officeDocument/2006/relationships" xmlns:m="http://schemas.openxmlformats.org/officeDocument/2006/math" xmlns:v="urn:schemas-microsoft-com:vml" xmlns:wp14="http://schemas.microsoft.com/office/word/2010/wordprocessingDrawing" xmlns:wp="http://schemas.openxmlformats.org/drawingml/2006/wordprocessingDrawing" xmlns:w10="urn:schemas-microsoft-com:office:word" xmlns:w="http://schemas.openxmlformats.org/wordprocessingml/2006/main" xmlns:w14="http://schemas.microsoft.com/office/word/2010/wordml" xmlns:w15="http://schemas.microsoft.com/office/word/2012/wordml" xmlns:w16cex="http://schemas.microsoft.com/office/word/2018/wordml/cex" xmlns:w16cid="http://schemas.microsoft.com/office/word/2016/wordml/cid" xmlns:w16="http://schemas.microsoft.com/office/word/2018/wordml" xmlns:w16du="http://schemas.microsoft.com/office/word/2023/wordml/word16du" xmlns:w16sdtdh="http://schemas.microsoft.com/office/word/2020/wordml/sdtdatahash" xmlns:w16sdtfl="http://schemas.microsoft.com/office/word/2024/wordml/sdtformatlock" xmlns:w16se="http://schemas.microsoft.com/office/word/2015/wordml/symex" xmlns:wpg="http://schemas.microsoft.com/office/word/2010/wordprocessingGroup" xmlns:wpi="http://schemas.microsoft.com/office/word/2010/wordprocessingInk" xmlns:wne="http://schemas.microsoft.com/office/word/2006/wordml" xmlns:wps="http://schemas.microsoft.com/office/word/2010/wordprocessingShape" mc:Ignorable="w14 w15 w16se w16cid w16 w16cex w16sdtdh w16sdtfl w16du wp14">
+<w:hdr xmlns:wpc="http://schemas.microsoft.com/office/word/2010/wordprocessingCanvas" xmlns:cx="http://schemas.microsoft.com/office/drawing/2014/chartex" xmlns:cx1="http://schemas.microsoft.com/office/drawing/2015/9/8/chartex" xmlns:cx2="http://schemas.microsoft.com/office/drawing/2015/10/21/chartex" xmlns:cx3="http://schemas.microsoft.com/office/drawing/2016/5/9/chartex" xmlns:cx4="http://schemas.microsoft.com/office/drawing/2016/5/10/chartex" xmlns:cx5="http://schemas.microsoft.com/office/drawing/2016/5/11/chartex" xmlns:cx6="http://schemas.microsoft.com/office/drawing/2016/5/12/chartex" xmlns:cx7="http://schemas.microsoft.com/office/drawing/2016/5/13/chartex" xmlns:cx8="http://schemas.microsoft.com/office/drawing/2016/5/14/chartex" xmlns:mc="http://schemas.openxmlformats.org/markup-compatibility/2006" xmlns:m="http://schemas.openxmlformats.org/officeDocument/2006/math" xmlns:aink="http://schemas.microsoft.com/office/drawing/2016/ink" xmlns:am3d="http://schemas.microsoft.com/office/drawing/2017/model3d" xmlns:oel="http://schemas.microsoft.com/office/2019/extlst" xmlns:r="http://schemas.openxmlformats.org/officeDocument/2006/relationships" xmlns:wp14="http://schemas.microsoft.com/office/word/2010/wordprocessingDrawing" xmlns:wp="http://schemas.openxmlformats.org/drawingml/2006/wordprocessingDrawing" xmlns:wpg="http://schemas.microsoft.com/office/word/2010/wordprocessingGroup" xmlns:wpi="http://schemas.microsoft.com/office/word/2010/wordprocessingInk" xmlns:wps="http://schemas.microsoft.com/office/word/2010/wordprocessingShape" xmlns:o="urn:schemas-microsoft-com:office:office" xmlns:v="urn:schemas-microsoft-com:vml" xmlns:w10="urn:schemas-microsoft-com:office:word" xmlns:w="http://schemas.openxmlformats.org/wordprocessingml/2006/main" xmlns:w14="http://schemas.microsoft.com/office/word/2010/wordml" xmlns:w15="http://schemas.microsoft.com/office/word/2012/wordml" xmlns:w16cex="http://schemas.microsoft.com/office/word/2018/wordml/cex" xmlns:w16cid="http://schemas.microsoft.com/office/word/2016/wordml/cid" xmlns:w16="http://schemas.microsoft.com/office/word/2018/wordml" xmlns:w16sdtdh="http://schemas.microsoft.com/office/word/2020/wordml/sdtdatahash" xmlns:w16sdtfl="http://schemas.microsoft.com/office/word/2024/wordml/sdtformatlock" xmlns:w16se="http://schemas.microsoft.com/office/word/2015/wordml/symex" xmlns:w16du="http://schemas.microsoft.com/office/word/2023/wordml/word16du" xmlns:wne="http://schemas.microsoft.com/office/word/2006/wordml" mc:Ignorable="w14 w15 w16se w16cid w16 w16cex w16sdtdh w16sdtfl w16du wp14">
   <w:p>
     <w:r>
       <w:rPr>
@@ -1742,7 +1774,7 @@
 </file>
 
 <file path=word/header3.xml><?xml version="1.0" encoding="utf-8"?>
-<w:hdr xmlns:wpc="http://schemas.microsoft.com/office/word/2010/wordprocessingCanvas" xmlns:cx="http://schemas.microsoft.com/office/drawing/2014/chartex" xmlns:cx1="http://schemas.microsoft.com/office/drawing/2015/9/8/chartex" xmlns:cx2="http://schemas.microsoft.com/office/drawing/2015/10/21/chartex" xmlns:cx3="http://schemas.microsoft.com/office/drawing/2016/5/9/chartex" xmlns:cx4="http://schemas.microsoft.com/office/drawing/2016/5/10/chartex" xmlns:cx5="http://schemas.microsoft.com/office/drawing/2016/5/11/chartex" xmlns:cx6="http://schemas.microsoft.com/office/drawing/2016/5/12/chartex" xmlns:cx7="http://schemas.microsoft.com/office/drawing/2016/5/13/chartex" xmlns:cx8="http://schemas.microsoft.com/office/drawing/2016/5/14/chartex" xmlns:mc="http://schemas.openxmlformats.org/markup-compatibility/2006" xmlns:aink="http://schemas.microsoft.com/office/drawing/2016/ink" xmlns:am3d="http://schemas.microsoft.com/office/drawing/2017/model3d" xmlns:o="urn:schemas-microsoft-com:office:office" xmlns:oel="http://schemas.microsoft.com/office/2019/extlst" xmlns:r="http://schemas.openxmlformats.org/officeDocument/2006/relationships" xmlns:m="http://schemas.openxmlformats.org/officeDocument/2006/math" xmlns:v="urn:schemas-microsoft-com:vml" xmlns:wp14="http://schemas.microsoft.com/office/word/2010/wordprocessingDrawing" xmlns:wp="http://schemas.openxmlformats.org/drawingml/2006/wordprocessingDrawing" xmlns:w10="urn:schemas-microsoft-com:office:word" xmlns:w="http://schemas.openxmlformats.org/wordprocessingml/2006/main" xmlns:w14="http://schemas.microsoft.com/office/word/2010/wordml" xmlns:w15="http://schemas.microsoft.com/office/word/2012/wordml" xmlns:w16cex="http://schemas.microsoft.com/office/word/2018/wordml/cex" xmlns:w16cid="http://schemas.microsoft.com/office/word/2016/wordml/cid" xmlns:w16="http://schemas.microsoft.com/office/word/2018/wordml" xmlns:w16du="http://schemas.microsoft.com/office/word/2023/wordml/word16du" xmlns:w16sdtdh="http://schemas.microsoft.com/office/word/2020/wordml/sdtdatahash" xmlns:w16sdtfl="http://schemas.microsoft.com/office/word/2024/wordml/sdtformatlock" xmlns:w16se="http://schemas.microsoft.com/office/word/2015/wordml/symex" xmlns:wpg="http://schemas.microsoft.com/office/word/2010/wordprocessingGroup" xmlns:wpi="http://schemas.microsoft.com/office/word/2010/wordprocessingInk" xmlns:wne="http://schemas.microsoft.com/office/word/2006/wordml" xmlns:wps="http://schemas.microsoft.com/office/word/2010/wordprocessingShape" mc:Ignorable="w14 w15 w16se w16cid w16 w16cex w16sdtdh w16sdtfl w16du wp14">
+<w:hdr xmlns:wpc="http://schemas.microsoft.com/office/word/2010/wordprocessingCanvas" xmlns:cx="http://schemas.microsoft.com/office/drawing/2014/chartex" xmlns:cx1="http://schemas.microsoft.com/office/drawing/2015/9/8/chartex" xmlns:cx2="http://schemas.microsoft.com/office/drawing/2015/10/21/chartex" xmlns:cx3="http://schemas.microsoft.com/office/drawing/2016/5/9/chartex" xmlns:cx4="http://schemas.microsoft.com/office/drawing/2016/5/10/chartex" xmlns:cx5="http://schemas.microsoft.com/office/drawing/2016/5/11/chartex" xmlns:cx6="http://schemas.microsoft.com/office/drawing/2016/5/12/chartex" xmlns:cx7="http://schemas.microsoft.com/office/drawing/2016/5/13/chartex" xmlns:cx8="http://schemas.microsoft.com/office/drawing/2016/5/14/chartex" xmlns:mc="http://schemas.openxmlformats.org/markup-compatibility/2006" xmlns:m="http://schemas.openxmlformats.org/officeDocument/2006/math" xmlns:aink="http://schemas.microsoft.com/office/drawing/2016/ink" xmlns:am3d="http://schemas.microsoft.com/office/drawing/2017/model3d" xmlns:oel="http://schemas.microsoft.com/office/2019/extlst" xmlns:r="http://schemas.openxmlformats.org/officeDocument/2006/relationships" xmlns:wp14="http://schemas.microsoft.com/office/word/2010/wordprocessingDrawing" xmlns:wp="http://schemas.openxmlformats.org/drawingml/2006/wordprocessingDrawing" xmlns:wpg="http://schemas.microsoft.com/office/word/2010/wordprocessingGroup" xmlns:wpi="http://schemas.microsoft.com/office/word/2010/wordprocessingInk" xmlns:wps="http://schemas.microsoft.com/office/word/2010/wordprocessingShape" xmlns:o="urn:schemas-microsoft-com:office:office" xmlns:v="urn:schemas-microsoft-com:vml" xmlns:w10="urn:schemas-microsoft-com:office:word" xmlns:w="http://schemas.openxmlformats.org/wordprocessingml/2006/main" xmlns:w14="http://schemas.microsoft.com/office/word/2010/wordml" xmlns:w15="http://schemas.microsoft.com/office/word/2012/wordml" xmlns:w16cex="http://schemas.microsoft.com/office/word/2018/wordml/cex" xmlns:w16cid="http://schemas.microsoft.com/office/word/2016/wordml/cid" xmlns:w16="http://schemas.microsoft.com/office/word/2018/wordml" xmlns:w16sdtdh="http://schemas.microsoft.com/office/word/2020/wordml/sdtdatahash" xmlns:w16sdtfl="http://schemas.microsoft.com/office/word/2024/wordml/sdtformatlock" xmlns:w16se="http://schemas.microsoft.com/office/word/2015/wordml/symex" xmlns:w16du="http://schemas.microsoft.com/office/word/2023/wordml/word16du" xmlns:wne="http://schemas.microsoft.com/office/word/2006/wordml" mc:Ignorable="w14 w15 w16se w16cid w16 w16cex w16sdtdh w16sdtfl w16du wp14">
   <w:p>
     <w:pPr>
       <w:pStyle w:val="En-tte"/>
@@ -1752,7 +1784,7 @@
 </file>
 
 <file path=word/numbering.xml><?xml version="1.0" encoding="utf-8"?>
-<w:numbering xmlns:wpc="http://schemas.microsoft.com/office/word/2010/wordprocessingCanvas" xmlns:cx="http://schemas.microsoft.com/office/drawing/2014/chartex" xmlns:cx1="http://schemas.microsoft.com/office/drawing/2015/9/8/chartex" xmlns:cx2="http://schemas.microsoft.com/office/drawing/2015/10/21/chartex" xmlns:cx3="http://schemas.microsoft.com/office/drawing/2016/5/9/chartex" xmlns:cx4="http://schemas.microsoft.com/office/drawing/2016/5/10/chartex" xmlns:cx5="http://schemas.microsoft.com/office/drawing/2016/5/11/chartex" xmlns:cx6="http://schemas.microsoft.com/office/drawing/2016/5/12/chartex" xmlns:cx7="http://schemas.microsoft.com/office/drawing/2016/5/13/chartex" xmlns:cx8="http://schemas.microsoft.com/office/drawing/2016/5/14/chartex" xmlns:mc="http://schemas.openxmlformats.org/markup-compatibility/2006" xmlns:aink="http://schemas.microsoft.com/office/drawing/2016/ink" xmlns:am3d="http://schemas.microsoft.com/office/drawing/2017/model3d" xmlns:o="urn:schemas-microsoft-com:office:office" xmlns:oel="http://schemas.microsoft.com/office/2019/extlst" xmlns:r="http://schemas.openxmlformats.org/officeDocument/2006/relationships" xmlns:m="http://schemas.openxmlformats.org/officeDocument/2006/math" xmlns:v="urn:schemas-microsoft-com:vml" xmlns:wp14="http://schemas.microsoft.com/office/word/2010/wordprocessingDrawing" xmlns:wp="http://schemas.openxmlformats.org/drawingml/2006/wordprocessingDrawing" xmlns:w10="urn:schemas-microsoft-com:office:word" xmlns:w="http://schemas.openxmlformats.org/wordprocessingml/2006/main" xmlns:w14="http://schemas.microsoft.com/office/word/2010/wordml" xmlns:w15="http://schemas.microsoft.com/office/word/2012/wordml" xmlns:w16cex="http://schemas.microsoft.com/office/word/2018/wordml/cex" xmlns:w16cid="http://schemas.microsoft.com/office/word/2016/wordml/cid" xmlns:w16="http://schemas.microsoft.com/office/word/2018/wordml" xmlns:w16du="http://schemas.microsoft.com/office/word/2023/wordml/word16du" xmlns:w16sdtdh="http://schemas.microsoft.com/office/word/2020/wordml/sdtdatahash" xmlns:w16sdtfl="http://schemas.microsoft.com/office/word/2024/wordml/sdtformatlock" xmlns:w16se="http://schemas.microsoft.com/office/word/2015/wordml/symex" xmlns:wpg="http://schemas.microsoft.com/office/word/2010/wordprocessingGroup" xmlns:wpi="http://schemas.microsoft.com/office/word/2010/wordprocessingInk" xmlns:wne="http://schemas.microsoft.com/office/word/2006/wordml" xmlns:wps="http://schemas.microsoft.com/office/word/2010/wordprocessingShape" mc:Ignorable="w14 w15 w16se w16cid w16 w16cex w16sdtdh w16sdtfl w16du wp14">
+<w:numbering xmlns:wpc="http://schemas.microsoft.com/office/word/2010/wordprocessingCanvas" xmlns:cx="http://schemas.microsoft.com/office/drawing/2014/chartex" xmlns:cx1="http://schemas.microsoft.com/office/drawing/2015/9/8/chartex" xmlns:cx2="http://schemas.microsoft.com/office/drawing/2015/10/21/chartex" xmlns:cx3="http://schemas.microsoft.com/office/drawing/2016/5/9/chartex" xmlns:cx4="http://schemas.microsoft.com/office/drawing/2016/5/10/chartex" xmlns:cx5="http://schemas.microsoft.com/office/drawing/2016/5/11/chartex" xmlns:cx6="http://schemas.microsoft.com/office/drawing/2016/5/12/chartex" xmlns:cx7="http://schemas.microsoft.com/office/drawing/2016/5/13/chartex" xmlns:cx8="http://schemas.microsoft.com/office/drawing/2016/5/14/chartex" xmlns:mc="http://schemas.openxmlformats.org/markup-compatibility/2006" xmlns:m="http://schemas.openxmlformats.org/officeDocument/2006/math" xmlns:aink="http://schemas.microsoft.com/office/drawing/2016/ink" xmlns:am3d="http://schemas.microsoft.com/office/drawing/2017/model3d" xmlns:oel="http://schemas.microsoft.com/office/2019/extlst" xmlns:r="http://schemas.openxmlformats.org/officeDocument/2006/relationships" xmlns:wp14="http://schemas.microsoft.com/office/word/2010/wordprocessingDrawing" xmlns:wp="http://schemas.openxmlformats.org/drawingml/2006/wordprocessingDrawing" xmlns:wpg="http://schemas.microsoft.com/office/word/2010/wordprocessingGroup" xmlns:wpi="http://schemas.microsoft.com/office/word/2010/wordprocessingInk" xmlns:wps="http://schemas.microsoft.com/office/word/2010/wordprocessingShape" xmlns:o="urn:schemas-microsoft-com:office:office" xmlns:v="urn:schemas-microsoft-com:vml" xmlns:w10="urn:schemas-microsoft-com:office:word" xmlns:w="http://schemas.openxmlformats.org/wordprocessingml/2006/main" xmlns:w14="http://schemas.microsoft.com/office/word/2010/wordml" xmlns:w15="http://schemas.microsoft.com/office/word/2012/wordml" xmlns:w16cex="http://schemas.microsoft.com/office/word/2018/wordml/cex" xmlns:w16cid="http://schemas.microsoft.com/office/word/2016/wordml/cid" xmlns:w16="http://schemas.microsoft.com/office/word/2018/wordml" xmlns:w16sdtdh="http://schemas.microsoft.com/office/word/2020/wordml/sdtdatahash" xmlns:w16sdtfl="http://schemas.microsoft.com/office/word/2024/wordml/sdtformatlock" xmlns:w16se="http://schemas.microsoft.com/office/word/2015/wordml/symex" xmlns:w16du="http://schemas.microsoft.com/office/word/2023/wordml/word16du" xmlns:wne="http://schemas.microsoft.com/office/word/2006/wordml" mc:Ignorable="w14 w15 w16se w16cid w16 w16cex w16sdtdh w16sdtfl w16du wp14">
   <w:abstractNum w:abstractNumId="0" w15:restartNumberingAfterBreak="0">
     <w:nsid w:val="4E3C19AF"/>
     <w:multiLevelType w:val="multilevel"/>
@@ -2213,7 +2245,7 @@
 </file>
 
 <file path=word/styles.xml><?xml version="1.0" encoding="utf-8"?>
-<w:styles xmlns:mc="http://schemas.openxmlformats.org/markup-compatibility/2006" xmlns:r="http://schemas.openxmlformats.org/officeDocument/2006/relationships" xmlns:w="http://schemas.openxmlformats.org/wordprocessingml/2006/main" xmlns:w14="http://schemas.microsoft.com/office/word/2010/wordml" xmlns:w15="http://schemas.microsoft.com/office/word/2012/wordml" xmlns:w16cex="http://schemas.microsoft.com/office/word/2018/wordml/cex" xmlns:w16cid="http://schemas.microsoft.com/office/word/2016/wordml/cid" xmlns:w16="http://schemas.microsoft.com/office/word/2018/wordml" xmlns:w16du="http://schemas.microsoft.com/office/word/2023/wordml/word16du" xmlns:w16sdtdh="http://schemas.microsoft.com/office/word/2020/wordml/sdtdatahash" xmlns:w16sdtfl="http://schemas.microsoft.com/office/word/2024/wordml/sdtformatlock" xmlns:w16se="http://schemas.microsoft.com/office/word/2015/wordml/symex" mc:Ignorable="w14 w15 w16se w16cid w16 w16cex w16sdtdh w16sdtfl w16du">
+<w:styles xmlns:mc="http://schemas.openxmlformats.org/markup-compatibility/2006" xmlns:r="http://schemas.openxmlformats.org/officeDocument/2006/relationships" xmlns:w="http://schemas.openxmlformats.org/wordprocessingml/2006/main" xmlns:w14="http://schemas.microsoft.com/office/word/2010/wordml" xmlns:w15="http://schemas.microsoft.com/office/word/2012/wordml" xmlns:w16cex="http://schemas.microsoft.com/office/word/2018/wordml/cex" xmlns:w16cid="http://schemas.microsoft.com/office/word/2016/wordml/cid" xmlns:w16="http://schemas.microsoft.com/office/word/2018/wordml" xmlns:w16sdtdh="http://schemas.microsoft.com/office/word/2020/wordml/sdtdatahash" xmlns:w16sdtfl="http://schemas.microsoft.com/office/word/2024/wordml/sdtformatlock" xmlns:w16se="http://schemas.microsoft.com/office/word/2015/wordml/symex" xmlns:w16du="http://schemas.microsoft.com/office/word/2023/wordml/word16du" mc:Ignorable="w14 w15 w16se w16cid w16 w16cex w16sdtdh w16sdtfl w16du">
   <w:docDefaults>
     <w:rPrDefault>
       <w:rPr>
